--- a/docs/02_architecture/GridSenpAI_DMD.docx
+++ b/docs/02_architecture/GridSenpAI_DMD.docx
@@ -5,6 +5,7 @@
     <w:p>
       <w:pPr>
         <w:pStyle w:val="Title"/>
+        <w:jc w:val="center"/>
       </w:pPr>
       <w:r>
         <w:t>GridSenpAI</w:t>
@@ -13,6 +14,7 @@
     <w:p>
       <w:pPr>
         <w:pStyle w:val="Heading1"/>
+        <w:jc w:val="center"/>
       </w:pPr>
       <w:r>
         <w:t>Data Model Design (DMD)</w:t>
@@ -20,12 +22,12 @@
     </w:p>
     <w:p>
       <w:r>
-        <w:t>Version: 2.1</w:t>
+        <w:t>Version: 2.3</w:t>
       </w:r>
     </w:p>
     <w:p>
       <w:r>
-        <w:t>Date: March 06, 2026</w:t>
+        <w:t>Date: March 07, 2026</w:t>
       </w:r>
     </w:p>
     <w:p>
@@ -147,6 +149,30 @@
       </w:r>
     </w:p>
     <w:p>
+      <w:pPr/>
+      <w:r>
+        <w:t>Interview and Intake Interaction Domain</w:t>
+        <w:br/>
+        <w:t>Stores structured intake sessions, governed question templates, interview turns, and field-level user answers captured during interactive facility intake.</w:t>
+      </w:r>
+    </w:p>
+    <w:p>
+      <w:pPr/>
+      <w:r>
+        <w:t>Terminology and Semantic Mapping Domain</w:t>
+        <w:br/>
+        <w:t>Stores role-translation concepts, term mappings, synonyms, and explanatory links between facility-side and grid-side engineering language.</w:t>
+      </w:r>
+    </w:p>
+    <w:p>
+      <w:pPr/>
+      <w:r>
+        <w:t>Equipment Knowledge Domain</w:t>
+        <w:br/>
+        <w:t>Stores structured equipment reference profiles, manufacturer/model metadata, and library pointers used to ground retrieval and parameter inference for major load-driving equipment.</w:t>
+      </w:r>
+    </w:p>
+    <w:p>
       <w:pPr>
         <w:pStyle w:val="Heading1"/>
       </w:pPr>
@@ -197,6 +223,12 @@
         <w:t>GridSenpAI_inputs_schema.json – canonical facility input schema.</w:t>
         <w:br/>
         <w:t>GridSenpAI_outputs_schema.json – canonical modeling output schema.</w:t>
+      </w:r>
+    </w:p>
+    <w:p>
+      <w:pPr/>
+      <w:r>
+        <w:t>Interview intake records and terminology mappings shall resolve into the canonical input schema rather than creating an alternate modeling source of truth.</w:t>
       </w:r>
     </w:p>
     <w:p>
@@ -273,10 +305,7 @@
     <w:p>
       <w:r>
         <w:t>Governance entities:</w:t>
-      </w:r>
-    </w:p>
-    <w:p>
-      <w:r>
+        <w:br/>
         <w:t>DecisionRecord</w:t>
         <w:br/>
         <w:t>RequirementRecord</w:t>
@@ -294,6 +323,61 @@
         <w:t>DriftReviewRecord</w:t>
         <w:br/>
         <w:t>RemediationAction</w:t>
+      </w:r>
+    </w:p>
+    <w:p>
+      <w:pPr/>
+      <w:r>
+        <w:t>Interview / interaction entities:</w:t>
+      </w:r>
+    </w:p>
+    <w:p>
+      <w:pPr/>
+      <w:r>
+        <w:t>InterviewSession</w:t>
+        <w:br/>
+        <w:t>QuestionTemplate</w:t>
+        <w:br/>
+        <w:t>InterviewTurn</w:t>
+        <w:br/>
+        <w:t>InterviewAnswer</w:t>
+        <w:br/>
+        <w:t>IntakeFieldState</w:t>
+      </w:r>
+    </w:p>
+    <w:p>
+      <w:pPr/>
+      <w:r>
+        <w:t>Terminology / semantic mapping entities:</w:t>
+      </w:r>
+    </w:p>
+    <w:p>
+      <w:pPr/>
+      <w:r>
+        <w:t>DomainConcept</w:t>
+        <w:br/>
+        <w:t>TerminologyMapping</w:t>
+        <w:br/>
+        <w:t>ConceptAlias</w:t>
+      </w:r>
+    </w:p>
+    <w:p>
+      <w:pPr/>
+      <w:r>
+        <w:t>Equipment knowledge entities:</w:t>
+      </w:r>
+    </w:p>
+    <w:p>
+      <w:pPr/>
+      <w:r>
+        <w:t>EquipmentReference</w:t>
+        <w:br/>
+        <w:t>EquipmentSpecProfile</w:t>
+      </w:r>
+    </w:p>
+    <w:p>
+      <w:r>
+        <w:t>DomainConcept represents the canonical engineering concept used internally by GridSenpAI. TerminologyMapping and ConceptAlias provide role-specific terminology mappings for external domains and synonyms used by facility-side and grid-side stakeholders.</w:t>
       </w:r>
     </w:p>
     <w:p>
@@ -349,6 +433,54 @@
         <w:t>ModelOutput 0..* OutputParameters</w:t>
         <w:br/>
         <w:t>ModelOutput 0..* Assumptions</w:t>
+      </w:r>
+    </w:p>
+    <w:p>
+      <w:pPr/>
+      <w:r>
+        <w:t>Project 0..* InterviewSessions</w:t>
+      </w:r>
+    </w:p>
+    <w:p>
+      <w:pPr/>
+      <w:r>
+        <w:t>InterviewSession 0..* InterviewTurns</w:t>
+      </w:r>
+    </w:p>
+    <w:p>
+      <w:pPr/>
+      <w:r>
+        <w:t>InterviewTurn 0..* InterviewAnswers</w:t>
+      </w:r>
+    </w:p>
+    <w:p>
+      <w:pPr/>
+      <w:r>
+        <w:t>QuestionTemplate 1..* InterviewTurns</w:t>
+      </w:r>
+    </w:p>
+    <w:p>
+      <w:pPr/>
+      <w:r>
+        <w:t>Run 0..* IntakeFieldStates</w:t>
+      </w:r>
+    </w:p>
+    <w:p>
+      <w:pPr/>
+      <w:r>
+        <w:t>EquipmentReference 0..* EvidenceSnippets</w:t>
+      </w:r>
+    </w:p>
+    <w:p>
+      <w:pPr/>
+      <w:r>
+        <w:t>TerminologyMapping 0..* DomainConcept links</w:t>
+      </w:r>
+    </w:p>
+    <w:p>
+      <w:pPr/>
+      <w:r>
+        <w:t>Evidence snippets may optionally reference an EquipmentReference when derived from structured equipment knowledge sources, equipment specification libraries, or manufacturer documentation used to support retrieval and parameter inference.</w:t>
       </w:r>
     </w:p>
     <w:p>
@@ -428,6 +560,7 @@
       </w:r>
     </w:p>
     <w:p>
+      <w:pPr/>
       <w:r>
         <w:t>decision_records</w:t>
         <w:br/>
@@ -449,6 +582,55 @@
       </w:r>
     </w:p>
     <w:p>
+      <w:pPr/>
+      <w:r>
+        <w:t>Interview interaction tables:</w:t>
+      </w:r>
+    </w:p>
+    <w:p>
+      <w:pPr/>
+      <w:r>
+        <w:t>interview_sessions</w:t>
+        <w:br/>
+        <w:t>question_templates</w:t>
+        <w:br/>
+        <w:t>interview_turns</w:t>
+        <w:br/>
+        <w:t>interview_answers</w:t>
+        <w:br/>
+        <w:t>intake_field_states</w:t>
+      </w:r>
+    </w:p>
+    <w:p>
+      <w:pPr/>
+      <w:r>
+        <w:t>Terminology mapping tables:</w:t>
+      </w:r>
+    </w:p>
+    <w:p>
+      <w:pPr/>
+      <w:r>
+        <w:t>domain_concepts</w:t>
+        <w:br/>
+        <w:t>terminology_mappings</w:t>
+        <w:br/>
+        <w:t>concept_aliases</w:t>
+      </w:r>
+    </w:p>
+    <w:p>
+      <w:pPr/>
+      <w:r>
+        <w:t>Equipment knowledge tables:</w:t>
+      </w:r>
+    </w:p>
+    <w:p>
+      <w:r>
+        <w:t>equipment_references</w:t>
+        <w:br/>
+        <w:t>equipment_spec_profiles</w:t>
+      </w:r>
+    </w:p>
+    <w:p>
       <w:pPr>
         <w:pStyle w:val="Heading1"/>
       </w:pPr>
@@ -459,6 +641,18 @@
     <w:p>
       <w:r>
         <w:t>Recommended layout:</w:t>
+      </w:r>
+    </w:p>
+    <w:p>
+      <w:pPr/>
+      <w:r>
+        <w:t>cos://gridsenpai-{env}/projects/{project_id}/sessions/{session_id}/intake/intake_snapshot.json</w:t>
+      </w:r>
+    </w:p>
+    <w:p>
+      <w:pPr/>
+      <w:r>
+        <w:t>cos://gridsenpai-{env}/projects/{project_id}/knowledge/equipment/{equipment_reference_id}/spec_profile.json</w:t>
       </w:r>
     </w:p>
     <w:p>
@@ -536,6 +730,12 @@
       </w:r>
     </w:p>
     <w:p>
+      <w:pPr/>
+      <w:r>
+        <w:t>Where interactive intake is used, runs may also reference interview_session_id and structured intake snapshot identifiers to preserve reproducibility without requiring raw conversational history as the primary reasoning source.</w:t>
+      </w:r>
+    </w:p>
+    <w:p>
       <w:r>
         <w:t>Hashes stored on normalized_inputs and model_outputs guarantee reproducibility.</w:t>
       </w:r>
@@ -551,6 +751,12 @@
     <w:p>
       <w:r>
         <w:t>Access control is project scoped.</w:t>
+      </w:r>
+    </w:p>
+    <w:p>
+      <w:pPr/>
+      <w:r>
+        <w:t>Interactive intake records, terminology mappings, and equipment reference profiles inherit project scoping and must respect the same audit and retention controls as other structured records.</w:t>
       </w:r>
     </w:p>
     <w:p>
@@ -624,6 +830,14 @@
       </w:r>
     </w:p>
     <w:p>
+      <w:pPr>
+        <w:pStyle w:val="Heading1"/>
+      </w:pPr>
+      <w:r>
+        <w:t>Free-form chatbot memory as the primary persistent reasoning substrate for model generation</w:t>
+      </w:r>
+    </w:p>
+    <w:p>
       <w:r>
         <w:t>Graph topology storage</w:t>
         <w:br/>
@@ -634,7 +848,7 @@
     </w:p>
     <w:sectPr>
       <w:pgSz w:w="12240" w:h="15840"/>
-      <w:pgMar w:top="1440" w:right="1800" w:bottom="1440" w:left="1800" w:header="720" w:footer="720" w:gutter="0"/>
+      <w:pgMar w:top="1152" w:right="1296" w:bottom="1080" w:left="1296" w:header="720" w:footer="720" w:gutter="0"/>
       <w:cols w:space="720"/>
       <w:docGrid w:linePitch="360"/>
     </w:sectPr>
@@ -1005,6 +1219,10 @@
     <w:name w:val="Normal"/>
     <w:qFormat/>
     <w:rsid w:val="00FC693F"/>
+    <w:rPr>
+      <w:rFonts w:ascii="Aptos" w:hAnsi="Aptos"/>
+      <w:sz w:val="22"/>
+    </w:rPr>
   </w:style>
   <w:style w:type="paragraph" w:styleId="Header">
     <w:name w:val="header"/>
@@ -1065,7 +1283,7 @@
       <w:outlineLvl w:val="0"/>
     </w:pPr>
     <w:rPr>
-      <w:rFonts w:asciiTheme="majorHAnsi" w:eastAsiaTheme="majorEastAsia" w:hAnsiTheme="majorHAnsi" w:cstheme="majorBidi"/>
+      <w:rFonts w:asciiTheme="majorHAnsi" w:eastAsiaTheme="majorEastAsia" w:hAnsiTheme="majorHAnsi" w:cstheme="majorBidi" w:ascii="Aptos" w:hAnsi="Aptos"/>
       <w:b/>
       <w:bCs/>
       <w:color w:val="365F91" w:themeColor="accent1" w:themeShade="BF"/>
@@ -1089,11 +1307,11 @@
       <w:outlineLvl w:val="1"/>
     </w:pPr>
     <w:rPr>
-      <w:rFonts w:asciiTheme="majorHAnsi" w:eastAsiaTheme="majorEastAsia" w:hAnsiTheme="majorHAnsi" w:cstheme="majorBidi"/>
+      <w:rFonts w:asciiTheme="majorHAnsi" w:eastAsiaTheme="majorEastAsia" w:hAnsiTheme="majorHAnsi" w:cstheme="majorBidi" w:ascii="Aptos" w:hAnsi="Aptos"/>
       <w:b/>
       <w:bCs/>
       <w:color w:val="4F81BD" w:themeColor="accent1"/>
-      <w:sz w:val="26"/>
+      <w:sz w:val="24"/>
       <w:szCs w:val="26"/>
     </w:rPr>
   </w:style>
@@ -1113,10 +1331,11 @@
       <w:outlineLvl w:val="2"/>
     </w:pPr>
     <w:rPr>
-      <w:rFonts w:asciiTheme="majorHAnsi" w:eastAsiaTheme="majorEastAsia" w:hAnsiTheme="majorHAnsi" w:cstheme="majorBidi"/>
+      <w:rFonts w:asciiTheme="majorHAnsi" w:eastAsiaTheme="majorEastAsia" w:hAnsiTheme="majorHAnsi" w:cstheme="majorBidi" w:ascii="Aptos" w:hAnsi="Aptos"/>
       <w:b/>
       <w:bCs/>
       <w:color w:val="4F81BD" w:themeColor="accent1"/>
+      <w:sz w:val="22"/>
     </w:rPr>
   </w:style>
   <w:style w:type="paragraph" w:styleId="Heading4">
@@ -1354,11 +1573,12 @@
       <w:contextualSpacing/>
     </w:pPr>
     <w:rPr>
-      <w:rFonts w:asciiTheme="majorHAnsi" w:eastAsiaTheme="majorEastAsia" w:hAnsiTheme="majorHAnsi" w:cstheme="majorBidi"/>
+      <w:rFonts w:asciiTheme="majorHAnsi" w:eastAsiaTheme="majorEastAsia" w:hAnsiTheme="majorHAnsi" w:cstheme="majorBidi" w:ascii="Aptos" w:hAnsi="Aptos"/>
+      <w:b/>
       <w:color w:val="17365D" w:themeColor="text2" w:themeShade="BF"/>
       <w:spacing w:val="5"/>
       <w:kern w:val="28"/>
-      <w:sz w:val="52"/>
+      <w:sz w:val="36"/>
       <w:szCs w:val="52"/>
     </w:rPr>
   </w:style>
